--- a/docs/Course/MGS3701/03_Lecture_Note/LectureNote_Chad/PPT/chapter12/chapter12_note.docx
+++ b/docs/Course/MGS3701/03_Lecture_Note/LectureNote_Chad/PPT/chapter12/chapter12_note.docx
@@ -7,7 +7,13 @@
         <w:pStyle w:val="Title"/>
       </w:pPr>
       <w:r>
-        <w:t xml:space="preserve">[Lecture Note]</w:t>
+        <w:t xml:space="preserve">[Lecture</w:t>
+      </w:r>
+      <w:r>
+        <w:t xml:space="preserve"> </w:t>
+      </w:r>
+      <w:r>
+        <w:t xml:space="preserve">Note]</w:t>
       </w:r>
     </w:p>
     <w:p>
@@ -15,7 +21,31 @@
         <w:pStyle w:val="Subtitle"/>
       </w:pPr>
       <w:r>
-        <w:t xml:space="preserve">MGS3701 Data Mining, Spring 2025</w:t>
+        <w:t xml:space="preserve">MGS3701</w:t>
+      </w:r>
+      <w:r>
+        <w:t xml:space="preserve"> </w:t>
+      </w:r>
+      <w:r>
+        <w:t xml:space="preserve">Data</w:t>
+      </w:r>
+      <w:r>
+        <w:t xml:space="preserve"> </w:t>
+      </w:r>
+      <w:r>
+        <w:t xml:space="preserve">Mining,</w:t>
+      </w:r>
+      <w:r>
+        <w:t xml:space="preserve"> </w:t>
+      </w:r>
+      <w:r>
+        <w:t xml:space="preserve">Spring</w:t>
+      </w:r>
+      <w:r>
+        <w:t xml:space="preserve"> </w:t>
+      </w:r>
+      <w:r>
+        <w:t xml:space="preserve">2025</w:t>
       </w:r>
     </w:p>
     <w:p>
@@ -23,7 +53,19 @@
         <w:pStyle w:val="Author"/>
       </w:pPr>
       <w:r>
-        <w:t xml:space="preserve">Chad (Chungil Chae)</w:t>
+        <w:t xml:space="preserve">Chad</w:t>
+      </w:r>
+      <w:r>
+        <w:t xml:space="preserve"> </w:t>
+      </w:r>
+      <w:r>
+        <w:t xml:space="preserve">(Chungil</w:t>
+      </w:r>
+      <w:r>
+        <w:t xml:space="preserve"> </w:t>
+      </w:r>
+      <w:r>
+        <w:t xml:space="preserve">Chae)</w:t>
       </w:r>
     </w:p>
     <w:p>
@@ -31,7 +73,33 @@
         <w:pStyle w:val="Date"/>
       </w:pPr>
       <w:r>
-        <w:t xml:space="preserve">Fri, 23 May 2025</w:t>
+        <w:t xml:space="preserve">Sun,</w:t>
+      </w:r>
+      <w:r>
+        <w:t xml:space="preserve"> </w:t>
+      </w:r>
+      <w:r>
+        <w:t xml:space="preserve">25</w:t>
+      </w:r>
+      <w:r>
+        <w:t xml:space="preserve"> </w:t>
+      </w:r>
+      <w:r>
+        <w:t xml:space="preserve">May</w:t>
+      </w:r>
+      <w:r>
+        <w:t xml:space="preserve"> </w:t>
+      </w:r>
+      <w:r>
+        <w:t xml:space="preserve">2025</w:t>
+      </w:r>
+    </w:p>
+    <w:p>
+      <w:pPr>
+        <w:pStyle w:val="AbstractTitle"/>
+      </w:pPr>
+      <w:r>
+        <w:t xml:space="preserve">Abstract</w:t>
       </w:r>
     </w:p>
     <w:bookmarkStart w:id="22" w:name="learning-objectives"/>
@@ -594,7 +662,7 @@
   </w:style>
   <w:style w:styleId="Subtitle" w:type="paragraph">
     <w:name w:val="Subtitle"/>
-    <w:basedOn w:val="Title"/>
+    <w:basedOn w:val="Normal"/>
     <w:next w:val="BodyText"/>
     <w:link w:val="SubtitleChar"/>
     <w:uiPriority w:val="11"/>
@@ -607,6 +675,7 @@
     </w:pPr>
     <w:rPr>
       <w:rFonts w:cstheme="majorBidi" w:eastAsiaTheme="majorEastAsia"/>
+      <w:color w:themeColor="text1" w:themeTint="A6" w:val="595959"/>
       <w:spacing w:val="15"/>
       <w:sz w:val="28"/>
       <w:szCs w:val="28"/>
@@ -659,6 +728,7 @@
     </w:pPr>
     <w:rPr>
       <w:b/>
+      <w:color w:val="345A8A"/>
       <w:sz w:val="20"/>
       <w:szCs w:val="20"/>
     </w:rPr>

--- a/docs/Course/MGS3701/03_Lecture_Note/LectureNote_Chad/PPT/chapter12/chapter12_note.docx
+++ b/docs/Course/MGS3701/03_Lecture_Note/LectureNote_Chad/PPT/chapter12/chapter12_note.docx
@@ -7,13 +7,7 @@
         <w:pStyle w:val="Title"/>
       </w:pPr>
       <w:r>
-        <w:t xml:space="preserve">[Lecture</w:t>
-      </w:r>
-      <w:r>
-        <w:t xml:space="preserve"> </w:t>
-      </w:r>
-      <w:r>
-        <w:t xml:space="preserve">Note]</w:t>
+        <w:t xml:space="preserve">[Lecture Note]</w:t>
       </w:r>
     </w:p>
     <w:p>
@@ -21,31 +15,7 @@
         <w:pStyle w:val="Subtitle"/>
       </w:pPr>
       <w:r>
-        <w:t xml:space="preserve">MGS3701</w:t>
-      </w:r>
-      <w:r>
-        <w:t xml:space="preserve"> </w:t>
-      </w:r>
-      <w:r>
-        <w:t xml:space="preserve">Data</w:t>
-      </w:r>
-      <w:r>
-        <w:t xml:space="preserve"> </w:t>
-      </w:r>
-      <w:r>
-        <w:t xml:space="preserve">Mining,</w:t>
-      </w:r>
-      <w:r>
-        <w:t xml:space="preserve"> </w:t>
-      </w:r>
-      <w:r>
-        <w:t xml:space="preserve">Spring</w:t>
-      </w:r>
-      <w:r>
-        <w:t xml:space="preserve"> </w:t>
-      </w:r>
-      <w:r>
-        <w:t xml:space="preserve">2025</w:t>
+        <w:t xml:space="preserve">MGS3701 Data Mining, Spring 2025</w:t>
       </w:r>
     </w:p>
     <w:p>
@@ -53,19 +23,7 @@
         <w:pStyle w:val="Author"/>
       </w:pPr>
       <w:r>
-        <w:t xml:space="preserve">Chad</w:t>
-      </w:r>
-      <w:r>
-        <w:t xml:space="preserve"> </w:t>
-      </w:r>
-      <w:r>
-        <w:t xml:space="preserve">(Chungil</w:t>
-      </w:r>
-      <w:r>
-        <w:t xml:space="preserve"> </w:t>
-      </w:r>
-      <w:r>
-        <w:t xml:space="preserve">Chae)</w:t>
+        <w:t xml:space="preserve">Chad (Chungil Chae)</w:t>
       </w:r>
     </w:p>
     <w:p>
@@ -73,33 +31,7 @@
         <w:pStyle w:val="Date"/>
       </w:pPr>
       <w:r>
-        <w:t xml:space="preserve">Sun,</w:t>
-      </w:r>
-      <w:r>
-        <w:t xml:space="preserve"> </w:t>
-      </w:r>
-      <w:r>
-        <w:t xml:space="preserve">25</w:t>
-      </w:r>
-      <w:r>
-        <w:t xml:space="preserve"> </w:t>
-      </w:r>
-      <w:r>
-        <w:t xml:space="preserve">May</w:t>
-      </w:r>
-      <w:r>
-        <w:t xml:space="preserve"> </w:t>
-      </w:r>
-      <w:r>
-        <w:t xml:space="preserve">2025</w:t>
-      </w:r>
-    </w:p>
-    <w:p>
-      <w:pPr>
-        <w:pStyle w:val="AbstractTitle"/>
-      </w:pPr>
-      <w:r>
-        <w:t xml:space="preserve">Abstract</w:t>
+        <w:t xml:space="preserve">Mon, 26 May 2025</w:t>
       </w:r>
     </w:p>
     <w:bookmarkStart w:id="22" w:name="learning-objectives"/>
@@ -662,7 +594,7 @@
   </w:style>
   <w:style w:styleId="Subtitle" w:type="paragraph">
     <w:name w:val="Subtitle"/>
-    <w:basedOn w:val="Normal"/>
+    <w:basedOn w:val="Title"/>
     <w:next w:val="BodyText"/>
     <w:link w:val="SubtitleChar"/>
     <w:uiPriority w:val="11"/>
@@ -673,6 +605,19 @@
         <w:ilvl w:val="1"/>
       </w:numPr>
     </w:pPr>
+    <w:rPr>
+      <w:rFonts w:cstheme="majorBidi" w:eastAsiaTheme="majorEastAsia"/>
+      <w:spacing w:val="15"/>
+      <w:sz w:val="28"/>
+      <w:szCs w:val="28"/>
+    </w:rPr>
+  </w:style>
+  <w:style w:customStyle="1" w:styleId="SubtitleChar" w:type="character">
+    <w:name w:val="Subtitle Char"/>
+    <w:basedOn w:val="DefaultParagraphFont"/>
+    <w:link w:val="Subtitle"/>
+    <w:uiPriority w:val="11"/>
+    <w:rsid w:val="00A10FD9"/>
     <w:rPr>
       <w:rFonts w:cstheme="majorBidi" w:eastAsiaTheme="majorEastAsia"/>
       <w:color w:themeColor="text1" w:themeTint="A6" w:val="595959"/>
@@ -681,20 +626,6 @@
       <w:szCs w:val="28"/>
     </w:rPr>
   </w:style>
-  <w:style w:customStyle="1" w:styleId="SubtitleChar" w:type="character">
-    <w:name w:val="Subtitle Char"/>
-    <w:basedOn w:val="DefaultParagraphFont"/>
-    <w:link w:val="Subtitle"/>
-    <w:uiPriority w:val="11"/>
-    <w:rsid w:val="00A10FD9"/>
-    <w:rPr>
-      <w:rFonts w:cstheme="majorBidi" w:eastAsiaTheme="majorEastAsia"/>
-      <w:color w:themeColor="text1" w:themeTint="A6" w:val="595959"/>
-      <w:spacing w:val="15"/>
-      <w:sz w:val="28"/>
-      <w:szCs w:val="28"/>
-    </w:rPr>
-  </w:style>
   <w:style w:customStyle="1" w:styleId="Author" w:type="paragraph">
     <w:name w:val="Author"/>
     <w:next w:val="BodyText"/>
@@ -728,7 +659,6 @@
     </w:pPr>
     <w:rPr>
       <w:b/>
-      <w:color w:val="345A8A"/>
       <w:sz w:val="20"/>
       <w:szCs w:val="20"/>
     </w:rPr>
